--- a/src/content/bios/Carrington-PAR 2016.docx
+++ b/src/content/bios/Carrington-PAR 2016.docx
@@ -4103,7 +4103,7 @@
             <w:rStyle w:val="Hyperlink"/>
             <w:u w:val="none"/>
           </w:rPr>
-          <w:t>https://janus.lib.cam. ac.uk/db/node.xsp?id=EAD%2FGBR%2F0014%2FCRTN</w:t>
+          <w:t>https://janus.lib.cam.ac.uk/db/node.xsp?id=EAD%2FGBR%2F0014%2FCRTN</w:t>
         </w:r>
       </w:hyperlink>
       <w:r>
@@ -4202,7 +4202,7 @@
             <w:rStyle w:val="Hyperlink"/>
             <w:u w:val="none"/>
           </w:rPr>
-          <w:t>http://hansard.millbanksystems. com/people/mr-peter-carington/</w:t>
+          <w:t>http://hansard.millbanksystems.com/people/mr-peter-carington/</w:t>
         </w:r>
       </w:hyperlink>
       <w:r>
@@ -4649,7 +4649,7 @@
             <w:rStyle w:val="Hyperlink"/>
             <w:u w:val="none"/>
           </w:rPr>
-          <w:t>www.ditchley.co.uk/conferences/past-programme/1990-1999/1990/ lecture-xxvii</w:t>
+          <w:t>www.ditchley.co.uk/conferences/past-programme/1990-1999/1990/lecture-xxvii</w:t>
         </w:r>
       </w:hyperlink>
       <w:r>
@@ -4989,7 +4989,7 @@
             <w:rStyle w:val="Hyperlink"/>
             <w:u w:val="none"/>
           </w:rPr>
-          <w:t>www.upi.com/Archives/ 1988/06/09/NATOs-Carrington-says-USSR-still-a-threat/9849131827218/</w:t>
+          <w:t>www.upi.com/Archives/1988/06/09/NATOs-Carrington-says-USSR-still-a-threat/9849131827218/</w:t>
         </w:r>
       </w:hyperlink>
       <w:r>
@@ -5081,7 +5081,7 @@
             <w:rStyle w:val="Hyperlink"/>
             <w:u w:val="none"/>
           </w:rPr>
-          <w:t>www.iwm.org.uk/collections/item/ object/80011023</w:t>
+          <w:t>www.iwm.org.uk/collections/item/object/80011023</w:t>
         </w:r>
       </w:hyperlink>
       <w:r>
@@ -5363,7 +5363,7 @@
             <w:rStyle w:val="Hyperlink"/>
             <w:u w:val="none"/>
           </w:rPr>
-          <w:t>www.nato.int/cps/en/natolive/who _is_who_7302.htm</w:t>
+          <w:t>www.nato.int/cps/en/natolive/who_is_who_7302.htm</w:t>
         </w:r>
       </w:hyperlink>
       <w:r>
@@ -5497,7 +5497,7 @@
             <w:rStyle w:val="Hyperlink"/>
             <w:u w:val="none"/>
           </w:rPr>
-          <w:t xml:space="preserve">http://academic.eb.com/ </w:t>
+          <w:t xml:space="preserve">http://academic.eb.com/</w:t>
         </w:r>
         <w:r>
           <w:rPr>
